--- a/docs/Frameworkagnostic_Design_Systems_Remo_Kessler.docx
+++ b/docs/Frameworkagnostic_Design_Systems_Remo_Kessler.docx
@@ -3292,6 +3292,123 @@
     </w:p>
     <w:p>
       <w:pPr>
+        <w:rPr>
+          <w:lang w:val="en-US"/>
+        </w:rPr>
+      </w:pPr>
+    </w:p>
+    <w:p>
+      <w:pPr>
+        <w:pStyle w:val="Heading3"/>
+        <w:rPr>
+          <w:lang w:val="en-US"/>
+        </w:rPr>
+      </w:pPr>
+      <w:proofErr w:type="spellStart"/>
+      <w:r>
+        <w:rPr>
+          <w:lang w:val="en-US"/>
+        </w:rPr>
+        <w:t>Nx</w:t>
+      </w:r>
+      <w:proofErr w:type="spellEnd"/>
+      <w:r>
+        <w:rPr>
+          <w:lang w:val="en-US"/>
+        </w:rPr>
+        <w:t xml:space="preserve"> Dependency Graph</w:t>
+      </w:r>
+    </w:p>
+    <w:p>
+      <w:pPr>
+        <w:rPr>
+          <w:lang w:val="en-US"/>
+        </w:rPr>
+      </w:pPr>
+      <w:r>
+        <w:rPr>
+          <w:lang w:val="en-US"/>
+        </w:rPr>
+        <w:drawing>
+          <wp:inline distT="0" distB="0" distL="0" distR="0" wp14:anchorId="1C940F41" wp14:editId="1AF4C17D">
+            <wp:extent cx="5759450" cy="1166495"/>
+            <wp:effectExtent l="0" t="0" r="6350" b="1905"/>
+            <wp:docPr id="890901892" name="Picture 1"/>
+            <wp:cNvGraphicFramePr>
+              <a:graphicFrameLocks xmlns:a="http://schemas.openxmlformats.org/drawingml/2006/main" noChangeAspect="1"/>
+            </wp:cNvGraphicFramePr>
+            <a:graphic xmlns:a="http://schemas.openxmlformats.org/drawingml/2006/main">
+              <a:graphicData uri="http://schemas.openxmlformats.org/drawingml/2006/picture">
+                <pic:pic xmlns:pic="http://schemas.openxmlformats.org/drawingml/2006/picture">
+                  <pic:nvPicPr>
+                    <pic:cNvPr id="890901892" name=""/>
+                    <pic:cNvPicPr/>
+                  </pic:nvPicPr>
+                  <pic:blipFill>
+                    <a:blip r:embed="rId23"/>
+                    <a:stretch>
+                      <a:fillRect/>
+                    </a:stretch>
+                  </pic:blipFill>
+                  <pic:spPr>
+                    <a:xfrm>
+                      <a:off x="0" y="0"/>
+                      <a:ext cx="5759450" cy="1166495"/>
+                    </a:xfrm>
+                    <a:prstGeom prst="rect">
+                      <a:avLst/>
+                    </a:prstGeom>
+                  </pic:spPr>
+                </pic:pic>
+              </a:graphicData>
+            </a:graphic>
+          </wp:inline>
+        </w:drawing>
+      </w:r>
+    </w:p>
+    <w:p>
+      <w:pPr>
+        <w:rPr>
+          <w:lang w:val="en-US"/>
+        </w:rPr>
+      </w:pPr>
+      <w:r>
+        <w:rPr>
+          <w:lang w:val="en-US"/>
+        </w:rPr>
+        <w:t xml:space="preserve">It is not seeing the connection between </w:t>
+      </w:r>
+      <w:proofErr w:type="spellStart"/>
+      <w:r>
+        <w:rPr>
+          <w:lang w:val="en-US"/>
+        </w:rPr>
+        <w:t>ui</w:t>
+      </w:r>
+      <w:proofErr w:type="spellEnd"/>
+      <w:r>
+        <w:rPr>
+          <w:lang w:val="en-US"/>
+        </w:rPr>
+        <w:t xml:space="preserve">-core-elements-atoms and </w:t>
+      </w:r>
+      <w:proofErr w:type="spellStart"/>
+      <w:r>
+        <w:rPr>
+          <w:lang w:val="en-US"/>
+        </w:rPr>
+        <w:t>ui</w:t>
+      </w:r>
+      <w:proofErr w:type="spellEnd"/>
+      <w:r>
+        <w:rPr>
+          <w:lang w:val="en-US"/>
+        </w:rPr>
+        <w:t>-core-storybook, nor is it seeing the connection between the test-app and the ui-core-elements-atoms.</w:t>
+      </w:r>
+    </w:p>
+    <w:p>
+      <w:pPr>
         <w:pStyle w:val="Heading2"/>
         <w:rPr>
           <w:lang w:val="en-GB"/>
@@ -3501,6 +3618,7 @@
         <w:rPr>
           <w:lang w:val="en-GB"/>
         </w:rPr>
+        <w:lastRenderedPageBreak/>
         <w:t>ForwardRef</w:t>
       </w:r>
       <w:proofErr w:type="spellEnd"/>
@@ -3683,7 +3801,6 @@
         <w:rPr>
           <w:lang w:val="en-GB"/>
         </w:rPr>
-        <w:lastRenderedPageBreak/>
         <w:t>ValueAccessors</w:t>
       </w:r>
       <w:proofErr w:type="spellEnd"/>
@@ -3786,7 +3903,7 @@
                     <pic:cNvPicPr/>
                   </pic:nvPicPr>
                   <pic:blipFill>
-                    <a:blip r:embed="rId23"/>
+                    <a:blip r:embed="rId24"/>
                     <a:stretch>
                       <a:fillRect/>
                     </a:stretch>
@@ -4566,7 +4683,7 @@
       </w:pPr>
     </w:p>
     <w:sectPr>
-      <w:footerReference w:type="default" r:id="rId24"/>
+      <w:footerReference w:type="default" r:id="rId25"/>
       <w:pgSz w:w="11906" w:h="16838" w:code="9"/>
       <w:pgMar w:top="1418" w:right="1418" w:bottom="1134" w:left="1418" w:header="709" w:footer="709" w:gutter="0"/>
       <w:pgNumType w:start="1"/>
